--- a/ace_deployment/算法说明.docx
+++ b/ace_deployment/算法说明.docx
@@ -1581,7 +1581,7 @@
       </w:r>
     </w:p>
     <w:bookmarkEnd w:id="16"/>
-    <w:bookmarkStart w:id="17" w:name="规格指标口径对照表p13-修复-4"/>
+    <w:bookmarkStart w:id="17" w:name="Xe10ad24fb8d096c5a5d896bd8f788a5328f91d5"/>
     <w:p>
       <w:pPr>
         <w:pStyle w:val="Heading3"/>
@@ -1593,7 +1593,7 @@
         <w:rPr>
           <w:rFonts w:hint="eastAsia"/>
         </w:rPr>
-        <w:t xml:space="preserve">规格指标口径对照表（P13</w:t>
+        <w:t xml:space="preserve">规格指标口径对照表与实测数值（P13</w:t>
       </w:r>
       <w:r>
         <w:t xml:space="preserve"> </w:t>
@@ -1611,7 +1611,25 @@
         <w:rPr>
           <w:rFonts w:hint="eastAsia"/>
         </w:rPr>
-        <w:t xml:space="preserve">#4）</w:t>
+        <w:t xml:space="preserve">#4，齐射场景</w:t>
+      </w:r>
+      <w:r>
+        <w:t xml:space="preserve"> 100 </w:t>
+      </w:r>
+      <w:r>
+        <w:rPr>
+          <w:rFonts w:hint="eastAsia"/>
+        </w:rPr>
+        <w:t xml:space="preserve">次</w:t>
+      </w:r>
+      <w:r>
+        <w:t xml:space="preserve"> Monte Carlo </w:t>
+      </w:r>
+      <w:r>
+        <w:rPr>
+          <w:rFonts w:hint="eastAsia"/>
+        </w:rPr>
+        <w:t xml:space="preserve">实测）</w:t>
       </w:r>
     </w:p>
     <w:p>
@@ -1622,7 +1640,84 @@
         <w:rPr>
           <w:rFonts w:hint="eastAsia"/>
         </w:rPr>
-        <w:t xml:space="preserve">比赛规格要求「多场景下的出动架次、损失率、恢复时间」。本工程指标体系为体系级脆弱性/打击/转移口径，二者映射如下：</w:t>
+        <w:t xml:space="preserve">比赛规格要求「多场景下的出动架次、损失率、恢复时间」。本工程指标体系为体系级脆弱性/打击/转移口径，二者映射及</w:t>
+      </w:r>
+      <w:r>
+        <w:rPr>
+          <w:rFonts w:hint="eastAsia"/>
+          <w:b/>
+          <w:bCs/>
+        </w:rPr>
+        <w:t xml:space="preserve">实测数值</w:t>
+      </w:r>
+      <w:r>
+        <w:rPr>
+          <w:rFonts w:hint="eastAsia"/>
+        </w:rPr>
+        <w:t xml:space="preserve">如下</w:t>
+      </w:r>
+      <w:r>
+        <w:t xml:space="preserve"> </w:t>
+      </w:r>
+      <w:r>
+        <w:rPr>
+          <w:rFonts w:hint="eastAsia"/>
+        </w:rPr>
+        <w:t xml:space="preserve">（场景：PLA</w:t>
+      </w:r>
+      <w:r>
+        <w:t xml:space="preserve"> Missile </w:t>
+      </w:r>
+      <w:r>
+        <w:rPr>
+          <w:rFonts w:hint="eastAsia"/>
+        </w:rPr>
+        <w:t xml:space="preserve">Salvo，4</w:t>
+      </w:r>
+      <w:r>
+        <w:t xml:space="preserve"> </w:t>
+      </w:r>
+      <w:r>
+        <w:rPr>
+          <w:rFonts w:hint="eastAsia"/>
+        </w:rPr>
+        <w:t xml:space="preserve">波次</w:t>
+      </w:r>
+      <w:r>
+        <w:t xml:space="preserve"> / 21 </w:t>
+      </w:r>
+      <w:r>
+        <w:rPr>
+          <w:rFonts w:hint="eastAsia"/>
+        </w:rPr>
+        <w:t xml:space="preserve">弹头，Monte</w:t>
+      </w:r>
+      <w:r>
+        <w:t xml:space="preserve"> Carlo 100 </w:t>
+      </w:r>
+      <w:r>
+        <w:rPr>
+          <w:rFonts w:hint="eastAsia"/>
+        </w:rPr>
+        <w:t xml:space="preserve">次/威胁，初始机队</w:t>
+      </w:r>
+      <w:r>
+        <w:t xml:space="preserve"> 156 </w:t>
+      </w:r>
+      <w:r>
+        <w:rPr>
+          <w:rFonts w:hint="eastAsia"/>
+        </w:rPr>
+        <w:t xml:space="preserve">架、总价值</w:t>
+      </w:r>
+      <w:r>
+        <w:t xml:space="preserve"> 115.4 </w:t>
+      </w:r>
+      <w:r>
+        <w:rPr>
+          <w:rFonts w:hint="eastAsia"/>
+        </w:rPr>
+        <w:t xml:space="preserve">亿）：</w:t>
       </w:r>
     </w:p>
     <w:tbl>
@@ -1633,10 +1728,10 @@
         <w:tblLook w:firstRow="1" w:lastRow="0" w:firstColumn="0" w:lastColumn="0" w:noHBand="0" w:noVBand="0" w:val="0020"/>
       </w:tblPr>
       <w:tblGrid>
-        <w:gridCol w:w="1885"/>
-        <w:gridCol w:w="3017"/>
-        <w:gridCol w:w="1885"/>
-        <w:gridCol w:w="1131"/>
+        <w:gridCol w:w="1721"/>
+        <w:gridCol w:w="2754"/>
+        <w:gridCol w:w="2410"/>
+        <w:gridCol w:w="1033"/>
       </w:tblGrid>
       <w:tr>
         <w:trPr>
@@ -1679,8 +1774,10 @@
             <w:r>
               <w:rPr>
                 <w:rFonts w:hint="eastAsia"/>
-              </w:rPr>
-              <w:t xml:space="preserve">数据来源</w:t>
+                <w:b/>
+                <w:bCs/>
+              </w:rPr>
+              <w:t xml:space="preserve">实测数值</w:t>
             </w:r>
           </w:p>
         </w:tc>
@@ -1727,59 +1824,89 @@
               <w:t xml:space="preserve">strike_capability</w:t>
             </w:r>
             <w:r>
-              <w:rPr>
-                <w:rFonts w:hint="eastAsia"/>
-              </w:rPr>
-              <w:t xml:space="preserve">（可用打击能力）+</w:t>
-            </w:r>
-            <w:r>
               <w:t xml:space="preserve"> </w:t>
             </w:r>
             <w:r>
-              <w:rPr>
-                <w:rStyle w:val="VerbatimChar"/>
-              </w:rPr>
-              <w:t xml:space="preserve">plan.spokes_reinforced</w:t>
-            </w:r>
-            <w:r>
-              <w:rPr>
-                <w:rFonts w:hint="eastAsia"/>
-              </w:rPr>
-              <w:t xml:space="preserve">（分散后各基地可出动存量）</w:t>
-            </w:r>
-          </w:p>
-        </w:tc>
-        <w:tc>
-          <w:tcPr/>
-          <w:p>
-            <w:pPr>
-              <w:pStyle w:val="Compact"/>
-            </w:pPr>
-            <w:r>
-              <w:t xml:space="preserve">asda_simulation_report.json</w:t>
-            </w:r>
-          </w:p>
-        </w:tc>
-        <w:tc>
-          <w:tcPr/>
-          <w:p>
-            <w:pPr>
-              <w:pStyle w:val="Compact"/>
-            </w:pPr>
-            <w:r>
-              <w:rPr>
-                <w:rFonts w:hint="eastAsia"/>
-              </w:rPr>
-              <w:t xml:space="preserve">打击能力</w:t>
-            </w:r>
-            <w:r>
-              <w:t xml:space="preserve"> = Σ </w:t>
-            </w:r>
-            <w:r>
-              <w:rPr>
-                <w:rFonts w:hint="eastAsia"/>
-              </w:rPr>
-              <w:t xml:space="preserve">基地存活飞机战力加权，等价于可出动架次的战力归一</w:t>
+              <w:t xml:space="preserve">+ </w:t>
+            </w:r>
+            <w:r>
+              <w:rPr>
+                <w:rFonts w:hint="eastAsia"/>
+              </w:rPr>
+              <w:t xml:space="preserve">机队存量</w:t>
+            </w:r>
+          </w:p>
+        </w:tc>
+        <w:tc>
+          <w:tcPr/>
+          <w:p>
+            <w:pPr>
+              <w:pStyle w:val="Compact"/>
+            </w:pPr>
+            <w:r>
+              <w:rPr>
+                <w:b/>
+                <w:bCs/>
+              </w:rPr>
+              <w:t xml:space="preserve">156 </w:t>
+            </w:r>
+            <w:r>
+              <w:rPr>
+                <w:rFonts w:hint="eastAsia"/>
+                <w:b/>
+                <w:bCs/>
+              </w:rPr>
+              <w:t xml:space="preserve">架全存</w:t>
+            </w:r>
+            <w:r>
+              <w:rPr>
+                <w:rFonts w:hint="eastAsia"/>
+              </w:rPr>
+              <w:t xml:space="preserve">（F-35A</w:t>
+            </w:r>
+            <w:r>
+              <w:t xml:space="preserve"> 48 / F-15C 36 / F-16C 36 / F-22A 20 / KC-135 12 / E-3 </w:t>
+            </w:r>
+            <w:r>
+              <w:rPr>
+                <w:rFonts w:hint="eastAsia"/>
+              </w:rPr>
+              <w:t xml:space="preserve">4），打击能力</w:t>
+            </w:r>
+            <w:r>
+              <w:t xml:space="preserve"> </w:t>
+            </w:r>
+            <w:r>
+              <w:rPr>
+                <w:rFonts w:hint="eastAsia"/>
+              </w:rPr>
+              <w:t xml:space="preserve">14569，100%</w:t>
+            </w:r>
+            <w:r>
+              <w:t xml:space="preserve"> </w:t>
+            </w:r>
+            <w:r>
+              <w:rPr>
+                <w:rFonts w:hint="eastAsia"/>
+              </w:rPr>
+              <w:t xml:space="preserve">保持</w:t>
+            </w:r>
+          </w:p>
+        </w:tc>
+        <w:tc>
+          <w:tcPr/>
+          <w:p>
+            <w:pPr>
+              <w:pStyle w:val="Compact"/>
+            </w:pPr>
+            <w:r>
+              <w:t xml:space="preserve">ACE </w:t>
+            </w:r>
+            <w:r>
+              <w:rPr>
+                <w:rFonts w:hint="eastAsia"/>
+              </w:rPr>
+              <w:t xml:space="preserve">疏散使打击出动力零折损</w:t>
             </w:r>
           </w:p>
         </w:tc>
@@ -1807,61 +1934,39 @@
             </w:pPr>
             <w:r>
               <w:rPr>
-                <w:rStyle w:val="VerbatimChar"/>
-              </w:rPr>
-              <w:t xml:space="preserve">network_vulnerability_after</w:t>
-            </w:r>
-            <w:r>
-              <w:rPr>
-                <w:rFonts w:hint="eastAsia"/>
-              </w:rPr>
-              <w:t xml:space="preserve">（部署后网络脆弱性）+</w:t>
-            </w:r>
-            <w:r>
-              <w:t xml:space="preserve"> DamageAssessor </w:t>
-            </w:r>
-            <w:r>
-              <w:rPr>
-                <w:rFonts w:hint="eastAsia"/>
-              </w:rPr>
-              <w:t xml:space="preserve">飞机毁伤数</w:t>
-            </w:r>
-          </w:p>
-        </w:tc>
-        <w:tc>
-          <w:tcPr/>
-          <w:p>
-            <w:pPr>
-              <w:pStyle w:val="Compact"/>
-            </w:pPr>
-            <w:r>
-              <w:rPr>
-                <w:rFonts w:hint="eastAsia"/>
-              </w:rPr>
-              <w:t xml:space="preserve">同上</w:t>
-            </w:r>
-          </w:p>
-        </w:tc>
-        <w:tc>
-          <w:tcPr/>
-          <w:p>
-            <w:pPr>
-              <w:pStyle w:val="Compact"/>
-            </w:pPr>
-            <w:r>
-              <w:rPr>
-                <w:rFonts w:hint="eastAsia"/>
-              </w:rPr>
-              <w:t xml:space="preserve">毁伤由</w:t>
-            </w:r>
-            <w:r>
-              <w:t xml:space="preserve"> Monte Carlo CEP </w:t>
-            </w:r>
-            <w:r>
-              <w:rPr>
-                <w:rFonts w:hint="eastAsia"/>
-              </w:rPr>
-              <w:t xml:space="preserve">布点统计，open-parking</w:t>
+                <w:rFonts w:hint="eastAsia"/>
+              </w:rPr>
+              <w:t xml:space="preserve">飞机毁伤</w:t>
+            </w:r>
+            <w:r>
+              <w:t xml:space="preserve"> / </w:t>
+            </w:r>
+            <w:r>
+              <w:rPr>
+                <w:rFonts w:hint="eastAsia"/>
+              </w:rPr>
+              <w:t xml:space="preserve">机队总数</w:t>
+            </w:r>
+          </w:p>
+        </w:tc>
+        <w:tc>
+          <w:tcPr/>
+          <w:p>
+            <w:pPr>
+              <w:pStyle w:val="Compact"/>
+            </w:pPr>
+            <w:r>
+              <w:rPr>
+                <w:b/>
+                <w:bCs/>
+              </w:rPr>
+              <w:t xml:space="preserve">0.0%</w:t>
+            </w:r>
+            <w:r>
+              <w:rPr>
+                <w:rFonts w:hint="eastAsia"/>
+              </w:rPr>
+              <w:t xml:space="preserve">（0/156，价值损失</w:t>
             </w:r>
             <w:r>
               <w:t xml:space="preserve"> </w:t>
@@ -1870,16 +1975,60 @@
               <w:rPr>
                 <w:rFonts w:hint="eastAsia"/>
               </w:rPr>
-              <w:t xml:space="preserve">与</w:t>
-            </w:r>
-            <w:r>
-              <w:t xml:space="preserve"> sheltered </w:t>
-            </w:r>
-            <w:r>
-              <w:rPr>
-                <w:rFonts w:hint="eastAsia"/>
-              </w:rPr>
-              <w:t xml:space="preserve">分开计</w:t>
+              <w:t xml:space="preserve">0）——4</w:t>
+            </w:r>
+            <w:r>
+              <w:t xml:space="preserve"> </w:t>
+            </w:r>
+            <w:r>
+              <w:rPr>
+                <w:rFonts w:hint="eastAsia"/>
+              </w:rPr>
+              <w:t xml:space="preserve">波次疏散率</w:t>
+            </w:r>
+            <w:r>
+              <w:t xml:space="preserve"> </w:t>
+            </w:r>
+            <w:r>
+              <w:rPr>
+                <w:rFonts w:hint="eastAsia"/>
+              </w:rPr>
+              <w:t xml:space="preserve">100%（10+10+8+29</w:t>
+            </w:r>
+            <w:r>
+              <w:t xml:space="preserve"> </w:t>
+            </w:r>
+            <w:r>
+              <w:rPr>
+                <w:rFonts w:hint="eastAsia"/>
+              </w:rPr>
+              <w:t xml:space="preserve">架），挽救价值</w:t>
+            </w:r>
+            <w:r>
+              <w:t xml:space="preserve"> 3860</w:t>
+            </w:r>
+          </w:p>
+        </w:tc>
+        <w:tc>
+          <w:tcPr/>
+          <w:p>
+            <w:pPr>
+              <w:pStyle w:val="Compact"/>
+            </w:pPr>
+            <w:r>
+              <w:rPr>
+                <w:rFonts w:hint="eastAsia"/>
+              </w:rPr>
+              <w:t xml:space="preserve">转移响应</w:t>
+            </w:r>
+            <w:r>
+              <w:t xml:space="preserve"> 8-90 </w:t>
+            </w:r>
+            <w:r>
+              <w:rPr>
+                <w:rFonts w:hint="eastAsia"/>
+              </w:rPr>
+              <w:t xml:space="preserve">分钟，全部先于落弹</w:t>
             </w:r>
           </w:p>
         </w:tc>
@@ -1909,7 +2058,7 @@
               <w:rPr>
                 <w:rFonts w:hint="eastAsia"/>
               </w:rPr>
-              <w:t xml:space="preserve">跑道弹坑修复时间估计</w:t>
+              <w:t xml:space="preserve">跑道弹坑修复</w:t>
             </w:r>
             <w:r>
               <w:t xml:space="preserve"> + </w:t>
@@ -1918,71 +2067,80 @@
               <w:rPr>
                 <w:rFonts w:hint="eastAsia"/>
               </w:rPr>
-              <w:t xml:space="preserve">打击后再平衡轮次的转移完成周期</w:t>
-            </w:r>
-          </w:p>
-        </w:tc>
-        <w:tc>
-          <w:tcPr/>
-          <w:p>
-            <w:pPr>
-              <w:pStyle w:val="Compact"/>
-            </w:pPr>
-            <w:r>
-              <w:rPr>
-                <w:rFonts w:hint="eastAsia"/>
-              </w:rPr>
-              <w:t xml:space="preserve">同上</w:t>
-            </w:r>
-          </w:p>
-        </w:tc>
-        <w:tc>
-          <w:tcPr/>
-          <w:p>
-            <w:pPr>
-              <w:pStyle w:val="Compact"/>
-            </w:pPr>
-            <w:r>
-              <w:rPr>
-                <w:rFonts w:hint="eastAsia"/>
-              </w:rPr>
-              <w:t xml:space="preserve">恢复时间</w:t>
-            </w:r>
-            <w:r>
-              <w:t xml:space="preserve"> = </w:t>
-            </w:r>
-            <w:r>
-              <w:rPr>
-                <w:rFonts w:hint="eastAsia"/>
-              </w:rPr>
-              <w:t xml:space="preserve">max(跑道修复,</w:t>
-            </w:r>
-            <w:r>
-              <w:t xml:space="preserve"> </w:t>
-            </w:r>
-            <w:r>
-              <w:rPr>
-                <w:rFonts w:hint="eastAsia"/>
-              </w:rPr>
-              <w:t xml:space="preserve">转移到位)；每</w:t>
-            </w:r>
-            <w:r>
-              <w:t xml:space="preserve"> ASDA </w:t>
-            </w:r>
-            <w:r>
-              <w:rPr>
-                <w:rFonts w:hint="eastAsia"/>
-              </w:rPr>
-              <w:t xml:space="preserve">周期（10s</w:t>
-            </w:r>
-            <w:r>
-              <w:t xml:space="preserve"> </w:t>
-            </w:r>
-            <w:r>
-              <w:rPr>
-                <w:rFonts w:hint="eastAsia"/>
-              </w:rPr>
-              <w:t xml:space="preserve">仿真步）推进</w:t>
+              <w:t xml:space="preserve">转移到位</w:t>
+            </w:r>
+          </w:p>
+        </w:tc>
+        <w:tc>
+          <w:tcPr/>
+          <w:p>
+            <w:pPr>
+              <w:pStyle w:val="Compact"/>
+            </w:pPr>
+            <w:r>
+              <w:rPr>
+                <w:b/>
+                <w:bCs/>
+              </w:rPr>
+              <w:t xml:space="preserve">16.3 </w:t>
+            </w:r>
+            <w:r>
+              <w:rPr>
+                <w:rFonts w:hint="eastAsia"/>
+                <w:b/>
+                <w:bCs/>
+              </w:rPr>
+              <w:t xml:space="preserve">小时</w:t>
+            </w:r>
+            <w:r>
+              <w:rPr>
+                <w:rFonts w:hint="eastAsia"/>
+              </w:rPr>
+              <w:t xml:space="preserve">（四场受损跑道最大值）；转移在响应窗内即时完成</w:t>
+            </w:r>
+          </w:p>
+        </w:tc>
+        <w:tc>
+          <w:tcPr/>
+          <w:p>
+            <w:pPr>
+              <w:pStyle w:val="Compact"/>
+            </w:pPr>
+            <w:r>
+              <w:rPr>
+                <w:rFonts w:hint="eastAsia"/>
+              </w:rPr>
+              <w:t xml:space="preserve">GU-安德森</w:t>
+            </w:r>
+            <w:r>
+              <w:t xml:space="preserve"> 8.3h / </w:t>
+            </w:r>
+            <w:r>
+              <w:rPr>
+                <w:rFonts w:hint="eastAsia"/>
+              </w:rPr>
+              <w:t xml:space="preserve">嘉手纳</w:t>
+            </w:r>
+            <w:r>
+              <w:t xml:space="preserve"> 6.9h / </w:t>
+            </w:r>
+            <w:r>
+              <w:rPr>
+                <w:rFonts w:hint="eastAsia"/>
+              </w:rPr>
+              <w:t xml:space="preserve">横田</w:t>
+            </w:r>
+            <w:r>
+              <w:t xml:space="preserve"> 10.1h / </w:t>
+            </w:r>
+            <w:r>
+              <w:rPr>
+                <w:rFonts w:hint="eastAsia"/>
+              </w:rPr>
+              <w:t xml:space="preserve">群山</w:t>
+            </w:r>
+            <w:r>
+              <w:t xml:space="preserve"> 16.3h</w:t>
             </w:r>
           </w:p>
         </w:tc>
@@ -2038,10 +2196,13 @@
               <w:pStyle w:val="Compact"/>
             </w:pPr>
             <w:r>
-              <w:rPr>
-                <w:rFonts w:hint="eastAsia"/>
-              </w:rPr>
-              <w:t xml:space="preserve">同上</w:t>
+              <w:t xml:space="preserve">Full=0 / </w:t>
+            </w:r>
+            <w:r>
+              <w:rPr>
+                <w:rFonts w:hint="eastAsia"/>
+              </w:rPr>
+              <w:t xml:space="preserve">全拒=6000</w:t>
             </w:r>
           </w:p>
         </w:tc>
@@ -2063,13 +2224,102 @@
     </w:tbl>
     <w:p>
       <w:pPr>
+        <w:pStyle w:val="BodyText"/>
+      </w:pPr>
+      <w:r>
+        <w:rPr>
+          <w:rFonts w:hint="eastAsia"/>
+        </w:rPr>
+        <w:t xml:space="preserve">受损基础设施明细：4</w:t>
+      </w:r>
+      <w:r>
+        <w:t xml:space="preserve"> </w:t>
+      </w:r>
+      <w:r>
+        <w:rPr>
+          <w:rFonts w:hint="eastAsia"/>
+        </w:rPr>
+        <w:t xml:space="preserve">条跑道瘫痪（对应上述修复时长）、停机坪毁损</w:t>
+      </w:r>
+      <w:r>
+        <w:t xml:space="preserve"> 73 </w:t>
+      </w:r>
+      <w:r>
+        <w:rPr>
+          <w:rFonts w:hint="eastAsia"/>
+        </w:rPr>
+        <w:t xml:space="preserve">个（24+16+9+24）、</w:t>
+      </w:r>
+      <w:r>
+        <w:t xml:space="preserve"> </w:t>
+      </w:r>
+      <w:r>
+        <w:rPr>
+          <w:rFonts w:hint="eastAsia"/>
+        </w:rPr>
+        <w:t xml:space="preserve">安德森/群山基础设施损毁</w:t>
+      </w:r>
+      <w:r>
+        <w:t xml:space="preserve"> </w:t>
+      </w:r>
+      <w:r>
+        <w:rPr>
+          <w:rFonts w:hint="eastAsia"/>
+        </w:rPr>
+        <w:t xml:space="preserve">60%。网络脆弱性</w:t>
+      </w:r>
+      <w:r>
+        <w:t xml:space="preserve"> 84.25 → </w:t>
+      </w:r>
+      <w:r>
+        <w:rPr>
+          <w:rFonts w:hint="eastAsia"/>
+        </w:rPr>
+        <w:t xml:space="preserve">92.35（打击转移后辐条承载上升的预期代价），</w:t>
+      </w:r>
+      <w:r>
+        <w:t xml:space="preserve"> </w:t>
+      </w:r>
+      <w:r>
+        <w:t xml:space="preserve">13 </w:t>
+      </w:r>
+      <w:r>
+        <w:rPr>
+          <w:rFonts w:hint="eastAsia"/>
+        </w:rPr>
+        <w:t xml:space="preserve">个辐条基地获得兵力强化——体现了”以基础设施换兵力存活”的</w:t>
+      </w:r>
+      <w:r>
+        <w:t xml:space="preserve"> ACE </w:t>
+      </w:r>
+      <w:r>
+        <w:rPr>
+          <w:rFonts w:hint="eastAsia"/>
+        </w:rPr>
+        <w:t xml:space="preserve">权衡。</w:t>
+      </w:r>
+    </w:p>
+    <w:p>
+      <w:pPr>
         <w:pStyle w:val="BlockText"/>
       </w:pPr>
       <w:r>
         <w:rPr>
           <w:rFonts w:hint="eastAsia"/>
         </w:rPr>
-        <w:t xml:space="preserve">若评审需要严格的三指标原始数值表，可运行</w:t>
+        <w:t xml:space="preserve">复现方式：</w:t>
+      </w:r>
+      <w:r>
+        <w:rPr>
+          <w:rStyle w:val="VerbatimChar"/>
+        </w:rPr>
+        <w:t xml:space="preserve">python main.py --scenario salvo --sim-runs 100</w:t>
+      </w:r>
+      <w:r>
+        <w:rPr>
+          <w:rFonts w:hint="eastAsia"/>
+        </w:rPr>
+        <w:t xml:space="preserve">，数值取自</w:t>
       </w:r>
       <w:r>
         <w:t xml:space="preserve"> </w:t>
@@ -2078,7 +2328,7 @@
         <w:rPr>
           <w:rStyle w:val="VerbatimChar"/>
         </w:rPr>
-        <w:t xml:space="preserve">python main.py --scenario salvo --sim-runs 100</w:t>
+        <w:t xml:space="preserve">output/asda_simulation_report.json</w:t>
       </w:r>
       <w:r>
         <w:t xml:space="preserve"> </w:t>
@@ -2087,7 +2337,7 @@
         <w:rPr>
           <w:rFonts w:hint="eastAsia"/>
         </w:rPr>
-        <w:t xml:space="preserve">后从</w:t>
+        <w:t xml:space="preserve">的</w:t>
       </w:r>
       <w:r>
         <w:t xml:space="preserve"> </w:t>
@@ -2096,16 +2346,13 @@
         <w:rPr>
           <w:rStyle w:val="VerbatimChar"/>
         </w:rPr>
-        <w:t xml:space="preserve">output/asda_simulation_report.json</w:t>
+        <w:t xml:space="preserve">damage_report</w:t>
       </w:r>
       <w:r>
         <w:t xml:space="preserve"> </w:t>
       </w:r>
       <w:r>
-        <w:rPr>
-          <w:rFonts w:hint="eastAsia"/>
-        </w:rPr>
-        <w:t xml:space="preserve">的</w:t>
+        <w:t xml:space="preserve">/</w:t>
       </w:r>
       <w:r>
         <w:t xml:space="preserve"> </w:t>
@@ -2114,16 +2361,52 @@
         <w:rPr>
           <w:rStyle w:val="VerbatimChar"/>
         </w:rPr>
-        <w:t xml:space="preserve">cycles</w:t>
+        <w:t xml:space="preserve">deployment_plan</w:t>
       </w:r>
       <w:r>
         <w:t xml:space="preserve"> </w:t>
       </w:r>
       <w:r>
-        <w:rPr>
-          <w:rFonts w:hint="eastAsia"/>
-        </w:rPr>
-        <w:t xml:space="preserve">数组按上述映射直接提取。</w:t>
+        <w:t xml:space="preserve">/</w:t>
+      </w:r>
+      <w:r>
+        <w:t xml:space="preserve"> </w:t>
+      </w:r>
+      <w:r>
+        <w:rPr>
+          <w:rStyle w:val="VerbatimChar"/>
+        </w:rPr>
+        <w:t xml:space="preserve">transfer_plans</w:t>
+      </w:r>
+      <w:r>
+        <w:t xml:space="preserve"> </w:t>
+      </w:r>
+      <w:r>
+        <w:rPr>
+          <w:rFonts w:hint="eastAsia"/>
+        </w:rPr>
+        <w:t xml:space="preserve">字段</w:t>
+      </w:r>
+      <w:r>
+        <w:t xml:space="preserve"> </w:t>
+      </w:r>
+      <w:r>
+        <w:rPr>
+          <w:rFonts w:hint="eastAsia"/>
+        </w:rPr>
+        <w:t xml:space="preserve">（提取脚本：</w:t>
+      </w:r>
+      <w:r>
+        <w:rPr>
+          <w:rStyle w:val="VerbatimChar"/>
+        </w:rPr>
+        <w:t xml:space="preserve">extract_spec_metrics.py</w:t>
+      </w:r>
+      <w:r>
+        <w:rPr>
+          <w:rFonts w:hint="eastAsia"/>
+        </w:rPr>
+        <w:t xml:space="preserve">）。</w:t>
       </w:r>
     </w:p>
     <w:bookmarkEnd w:id="17"/>

--- a/ace_deployment/算法说明.docx
+++ b/ace_deployment/算法说明.docx
@@ -2,7 +2,7 @@
 <file path=word/document.xml><?xml version="1.0" encoding="utf-8"?>
 <w:document xmlns:w="http://schemas.openxmlformats.org/wordprocessingml/2006/main" xmlns:m="http://schemas.openxmlformats.org/officeDocument/2006/math" xmlns:r="http://schemas.openxmlformats.org/officeDocument/2006/relationships" xmlns:o="urn:schemas-microsoft-com:office:office" xmlns:v="urn:schemas-microsoft-com:vml" xmlns:w10="urn:schemas-microsoft-com:office:word" xmlns:a="http://schemas.openxmlformats.org/drawingml/2006/main" xmlns:pic="http://schemas.openxmlformats.org/drawingml/2006/picture" xmlns:wp="http://schemas.openxmlformats.org/drawingml/2006/wordprocessingDrawing">
   <w:body>
-    <w:bookmarkStart w:id="20" w:name="第二级-ace-分布式部署与打击响应算法-算法说明文档"/>
+    <w:bookmarkStart w:id="21" w:name="第二级-ace-分布式部署与打击响应算法-算法说明文档"/>
     <w:p>
       <w:pPr>
         <w:pStyle w:val="Heading1"/>
@@ -1211,7 +1211,7 @@
       </w:tr>
     </w:tbl>
     <w:bookmarkEnd w:id="15"/>
-    <w:bookmarkStart w:id="19" w:name="五结果分析"/>
+    <w:bookmarkStart w:id="20" w:name="五结果分析"/>
     <w:p>
       <w:pPr>
         <w:pStyle w:val="Heading2"/>
@@ -2299,36 +2299,525 @@
         <w:t xml:space="preserve">权衡。</w:t>
       </w:r>
     </w:p>
+    <w:bookmarkEnd w:id="17"/>
+    <w:bookmarkStart w:id="18" w:name="两场景对照多场景规格要求"/>
     <w:p>
       <w:pPr>
-        <w:pStyle w:val="BlockText"/>
-      </w:pPr>
-      <w:r>
-        <w:rPr>
-          <w:rFonts w:hint="eastAsia"/>
-        </w:rPr>
-        <w:t xml:space="preserve">复现方式：</w:t>
-      </w:r>
-      <w:r>
-        <w:rPr>
-          <w:rStyle w:val="VerbatimChar"/>
-        </w:rPr>
-        <w:t xml:space="preserve">python main.py --scenario salvo --sim-runs 100</w:t>
-      </w:r>
-      <w:r>
-        <w:rPr>
-          <w:rFonts w:hint="eastAsia"/>
-        </w:rPr>
-        <w:t xml:space="preserve">，数值取自</w:t>
+        <w:pStyle w:val="Heading3"/>
+      </w:pPr>
+      <w:r>
+        <w:t xml:space="preserve">5.3 </w:t>
+      </w:r>
+      <w:r>
+        <w:rPr>
+          <w:rFonts w:hint="eastAsia"/>
+        </w:rPr>
+        <w:t xml:space="preserve">两场景对照（多场景规格要求）</w:t>
+      </w:r>
+    </w:p>
+    <w:tbl>
+      <w:tblPr>
+        <w:tblStyle w:val="Table"/>
+        <w:tblW w:type="pct" w:w="5000"/>
+        <w:tblLayout w:type="fixed"/>
+        <w:tblLook w:firstRow="1" w:lastRow="0" w:firstColumn="0" w:lastColumn="0" w:noHBand="0" w:noVBand="0" w:val="0020"/>
+      </w:tblPr>
+      <w:tblGrid>
+        <w:gridCol w:w="601"/>
+        <w:gridCol w:w="3107"/>
+        <w:gridCol w:w="4210"/>
+      </w:tblGrid>
+      <w:tr>
+        <w:trPr>
+          <w:tblHeader w:val="on"/>
+        </w:trPr>
+        <w:tc>
+          <w:tcPr/>
+          <w:p>
+            <w:pPr>
+              <w:pStyle w:val="Compact"/>
+            </w:pPr>
+            <w:r>
+              <w:rPr>
+                <w:rFonts w:hint="eastAsia"/>
+              </w:rPr>
+              <w:t xml:space="preserve">指标</w:t>
+            </w:r>
+          </w:p>
+        </w:tc>
+        <w:tc>
+          <w:tcPr/>
+          <w:p>
+            <w:pPr>
+              <w:pStyle w:val="Compact"/>
+            </w:pPr>
+            <w:r>
+              <w:rPr>
+                <w:rFonts w:hint="eastAsia"/>
+              </w:rPr>
+              <w:t xml:space="preserve">齐射场景（Salvo，4</w:t>
+            </w:r>
+            <w:r>
+              <w:t xml:space="preserve"> </w:t>
+            </w:r>
+            <w:r>
+              <w:rPr>
+                <w:rFonts w:hint="eastAsia"/>
+              </w:rPr>
+              <w:t xml:space="preserve">波</w:t>
+            </w:r>
+            <w:r>
+              <w:t xml:space="preserve"> 21 </w:t>
+            </w:r>
+            <w:r>
+              <w:rPr>
+                <w:rFonts w:hint="eastAsia"/>
+              </w:rPr>
+              <w:t xml:space="preserve">弹头）</w:t>
+            </w:r>
+          </w:p>
+        </w:tc>
+        <w:tc>
+          <w:tcPr/>
+          <w:p>
+            <w:pPr>
+              <w:pStyle w:val="Compact"/>
+            </w:pPr>
+            <w:r>
+              <w:rPr>
+                <w:rFonts w:hint="eastAsia"/>
+              </w:rPr>
+              <w:t xml:space="preserve">单发打击（Single，DF-26→安德森，4</w:t>
+            </w:r>
+            <w:r>
+              <w:t xml:space="preserve"> </w:t>
+            </w:r>
+            <w:r>
+              <w:rPr>
+                <w:rFonts w:hint="eastAsia"/>
+              </w:rPr>
+              <w:t xml:space="preserve">弹头）</w:t>
+            </w:r>
+          </w:p>
+        </w:tc>
+      </w:tr>
+      <w:tr>
+        <w:tc>
+          <w:tcPr/>
+          <w:p>
+            <w:pPr>
+              <w:pStyle w:val="Compact"/>
+            </w:pPr>
+            <w:r>
+              <w:rPr>
+                <w:rFonts w:hint="eastAsia"/>
+              </w:rPr>
+              <w:t xml:space="preserve">出动架次</w:t>
+            </w:r>
+          </w:p>
+        </w:tc>
+        <w:tc>
+          <w:tcPr/>
+          <w:p>
+            <w:pPr>
+              <w:pStyle w:val="Compact"/>
+            </w:pPr>
+            <w:r>
+              <w:t xml:space="preserve">156 </w:t>
+            </w:r>
+            <w:r>
+              <w:rPr>
+                <w:rFonts w:hint="eastAsia"/>
+              </w:rPr>
+              <w:t xml:space="preserve">架全存，打击能力</w:t>
+            </w:r>
+            <w:r>
+              <w:t xml:space="preserve"> </w:t>
+            </w:r>
+            <w:r>
+              <w:rPr>
+                <w:rFonts w:hint="eastAsia"/>
+              </w:rPr>
+              <w:t xml:space="preserve">14569（100%</w:t>
+            </w:r>
+            <w:r>
+              <w:t xml:space="preserve"> </w:t>
+            </w:r>
+            <w:r>
+              <w:rPr>
+                <w:rFonts w:hint="eastAsia"/>
+              </w:rPr>
+              <w:t xml:space="preserve">保持）</w:t>
+            </w:r>
+          </w:p>
+        </w:tc>
+        <w:tc>
+          <w:tcPr/>
+          <w:p>
+            <w:pPr>
+              <w:pStyle w:val="Compact"/>
+            </w:pPr>
+            <w:r>
+              <w:t xml:space="preserve">156 </w:t>
+            </w:r>
+            <w:r>
+              <w:rPr>
+                <w:rFonts w:hint="eastAsia"/>
+              </w:rPr>
+              <w:t xml:space="preserve">架全存，打击能力</w:t>
+            </w:r>
+            <w:r>
+              <w:t xml:space="preserve"> 100% </w:t>
+            </w:r>
+            <w:r>
+              <w:rPr>
+                <w:rFonts w:hint="eastAsia"/>
+              </w:rPr>
+              <w:t xml:space="preserve">保持</w:t>
+            </w:r>
+          </w:p>
+        </w:tc>
+      </w:tr>
+      <w:tr>
+        <w:tc>
+          <w:tcPr/>
+          <w:p>
+            <w:pPr>
+              <w:pStyle w:val="Compact"/>
+            </w:pPr>
+            <w:r>
+              <w:rPr>
+                <w:rFonts w:hint="eastAsia"/>
+              </w:rPr>
+              <w:t xml:space="preserve">损失率</w:t>
+            </w:r>
+          </w:p>
+        </w:tc>
+        <w:tc>
+          <w:tcPr/>
+          <w:p>
+            <w:pPr>
+              <w:pStyle w:val="Compact"/>
+            </w:pPr>
+            <w:r>
+              <w:rPr>
+                <w:b/>
+                <w:bCs/>
+              </w:rPr>
+              <w:t xml:space="preserve">0.0%</w:t>
+            </w:r>
+            <w:r>
+              <w:rPr>
+                <w:rFonts w:hint="eastAsia"/>
+              </w:rPr>
+              <w:t xml:space="preserve">（疏散率</w:t>
+            </w:r>
+            <w:r>
+              <w:t xml:space="preserve"> </w:t>
+            </w:r>
+            <w:r>
+              <w:rPr>
+                <w:rFonts w:hint="eastAsia"/>
+              </w:rPr>
+              <w:t xml:space="preserve">100%，挽救价值</w:t>
+            </w:r>
+            <w:r>
+              <w:t xml:space="preserve"> </w:t>
+            </w:r>
+            <w:r>
+              <w:rPr>
+                <w:rFonts w:hint="eastAsia"/>
+              </w:rPr>
+              <w:t xml:space="preserve">3860）</w:t>
+            </w:r>
+          </w:p>
+        </w:tc>
+        <w:tc>
+          <w:tcPr/>
+          <w:p>
+            <w:pPr>
+              <w:pStyle w:val="Compact"/>
+            </w:pPr>
+            <w:r>
+              <w:rPr>
+                <w:b/>
+                <w:bCs/>
+              </w:rPr>
+              <w:t xml:space="preserve">0.0%</w:t>
+            </w:r>
+            <w:r>
+              <w:rPr>
+                <w:rFonts w:hint="eastAsia"/>
+              </w:rPr>
+              <w:t xml:space="preserve">（疏散率</w:t>
+            </w:r>
+            <w:r>
+              <w:t xml:space="preserve"> </w:t>
+            </w:r>
+            <w:r>
+              <w:rPr>
+                <w:rFonts w:hint="eastAsia"/>
+              </w:rPr>
+              <w:t xml:space="preserve">100%）</w:t>
+            </w:r>
+          </w:p>
+        </w:tc>
+      </w:tr>
+      <w:tr>
+        <w:tc>
+          <w:tcPr/>
+          <w:p>
+            <w:pPr>
+              <w:pStyle w:val="Compact"/>
+            </w:pPr>
+            <w:r>
+              <w:rPr>
+                <w:rFonts w:hint="eastAsia"/>
+              </w:rPr>
+              <w:t xml:space="preserve">恢复时间</w:t>
+            </w:r>
+          </w:p>
+        </w:tc>
+        <w:tc>
+          <w:tcPr/>
+          <w:p>
+            <w:pPr>
+              <w:pStyle w:val="Compact"/>
+            </w:pPr>
+            <w:r>
+              <w:rPr>
+                <w:b/>
+                <w:bCs/>
+              </w:rPr>
+              <w:t xml:space="preserve">16.3h</w:t>
+            </w:r>
+            <w:r>
+              <w:rPr>
+                <w:rFonts w:hint="eastAsia"/>
+              </w:rPr>
+              <w:t xml:space="preserve">（群山跑道，4</w:t>
+            </w:r>
+            <w:r>
+              <w:t xml:space="preserve"> </w:t>
+            </w:r>
+            <w:r>
+              <w:rPr>
+                <w:rFonts w:hint="eastAsia"/>
+              </w:rPr>
+              <w:t xml:space="preserve">条跑道瘫痪）</w:t>
+            </w:r>
+          </w:p>
+        </w:tc>
+        <w:tc>
+          <w:tcPr/>
+          <w:p>
+            <w:pPr>
+              <w:pStyle w:val="Compact"/>
+            </w:pPr>
+            <w:r>
+              <w:rPr>
+                <w:b/>
+                <w:bCs/>
+              </w:rPr>
+              <w:t xml:space="preserve">6.8h</w:t>
+            </w:r>
+            <w:r>
+              <w:rPr>
+                <w:rFonts w:hint="eastAsia"/>
+              </w:rPr>
+              <w:t xml:space="preserve">（仅安德森</w:t>
+            </w:r>
+            <w:r>
+              <w:t xml:space="preserve"> 1 </w:t>
+            </w:r>
+            <w:r>
+              <w:rPr>
+                <w:rFonts w:hint="eastAsia"/>
+              </w:rPr>
+              <w:t xml:space="preserve">条跑道，基础设施</w:t>
+            </w:r>
+            <w:r>
+              <w:t xml:space="preserve"> </w:t>
+            </w:r>
+            <w:r>
+              <w:rPr>
+                <w:rFonts w:hint="eastAsia"/>
+              </w:rPr>
+              <w:t xml:space="preserve">40%）</w:t>
+            </w:r>
+          </w:p>
+        </w:tc>
+      </w:tr>
+      <w:tr>
+        <w:tc>
+          <w:tcPr/>
+          <w:p>
+            <w:pPr>
+              <w:pStyle w:val="Compact"/>
+            </w:pPr>
+            <w:r>
+              <w:rPr>
+                <w:rFonts w:hint="eastAsia"/>
+              </w:rPr>
+              <w:t xml:space="preserve">转移规模</w:t>
+            </w:r>
+          </w:p>
+        </w:tc>
+        <w:tc>
+          <w:tcPr/>
+          <w:p>
+            <w:pPr>
+              <w:pStyle w:val="Compact"/>
+            </w:pPr>
+            <w:r>
+              <w:t xml:space="preserve">57 </w:t>
+            </w:r>
+            <w:r>
+              <w:rPr>
+                <w:rFonts w:hint="eastAsia"/>
+              </w:rPr>
+              <w:t xml:space="preserve">次转移，13</w:t>
+            </w:r>
+            <w:r>
+              <w:t xml:space="preserve"> </w:t>
+            </w:r>
+            <w:r>
+              <w:rPr>
+                <w:rFonts w:hint="eastAsia"/>
+              </w:rPr>
+              <w:t xml:space="preserve">个辐条强化</w:t>
+            </w:r>
+          </w:p>
+        </w:tc>
+        <w:tc>
+          <w:tcPr/>
+          <w:p>
+            <w:pPr>
+              <w:pStyle w:val="Compact"/>
+            </w:pPr>
+            <w:r>
+              <w:t xml:space="preserve">57 </w:t>
+            </w:r>
+            <w:r>
+              <w:rPr>
+                <w:rFonts w:hint="eastAsia"/>
+              </w:rPr>
+              <w:t xml:space="preserve">次转移，13</w:t>
+            </w:r>
+            <w:r>
+              <w:t xml:space="preserve"> </w:t>
+            </w:r>
+            <w:r>
+              <w:rPr>
+                <w:rFonts w:hint="eastAsia"/>
+              </w:rPr>
+              <w:t xml:space="preserve">个辐条强化</w:t>
+            </w:r>
+          </w:p>
+        </w:tc>
+      </w:tr>
+      <w:tr>
+        <w:tc>
+          <w:tcPr/>
+          <w:p>
+            <w:pPr>
+              <w:pStyle w:val="Compact"/>
+            </w:pPr>
+            <w:r>
+              <w:rPr>
+                <w:rFonts w:hint="eastAsia"/>
+              </w:rPr>
+              <w:t xml:space="preserve">受伤面</w:t>
+            </w:r>
+          </w:p>
+        </w:tc>
+        <w:tc>
+          <w:tcPr/>
+          <w:p>
+            <w:pPr>
+              <w:pStyle w:val="Compact"/>
+            </w:pPr>
+            <w:r>
+              <w:t xml:space="preserve">4 </w:t>
+            </w:r>
+            <w:r>
+              <w:rPr>
+                <w:rFonts w:hint="eastAsia"/>
+              </w:rPr>
+              <w:t xml:space="preserve">场受损（安德森/嘉手纳/横田/群山）</w:t>
+            </w:r>
+          </w:p>
+        </w:tc>
+        <w:tc>
+          <w:tcPr/>
+          <w:p>
+            <w:pPr>
+              <w:pStyle w:val="Compact"/>
+            </w:pPr>
+            <w:r>
+              <w:rPr>
+                <w:rFonts w:hint="eastAsia"/>
+              </w:rPr>
+              <w:t xml:space="preserve">单点受损（安德森基础设施</w:t>
+            </w:r>
+            <w:r>
+              <w:t xml:space="preserve"> </w:t>
+            </w:r>
+            <w:r>
+              <w:rPr>
+                <w:rFonts w:hint="eastAsia"/>
+              </w:rPr>
+              <w:t xml:space="preserve">40%）</w:t>
+            </w:r>
+          </w:p>
+        </w:tc>
+      </w:tr>
+    </w:tbl>
+    <w:p>
+      <w:pPr>
+        <w:pStyle w:val="BodyText"/>
+      </w:pPr>
+      <w:r>
+        <w:rPr>
+          <w:rFonts w:hint="eastAsia"/>
+        </w:rPr>
+        <w:t xml:space="preserve">解读：齐射场景恢复时间是单发场景的</w:t>
+      </w:r>
+      <w:r>
+        <w:t xml:space="preserve"> 2.4 </w:t>
+      </w:r>
+      <w:r>
+        <w:rPr>
+          <w:rFonts w:hint="eastAsia"/>
+        </w:rPr>
+        <w:t xml:space="preserve">倍（16.3h</w:t>
+      </w:r>
+      <w:r>
+        <w:t xml:space="preserve"> vs </w:t>
+      </w:r>
+      <w:r>
+        <w:rPr>
+          <w:rFonts w:hint="eastAsia"/>
+        </w:rPr>
+        <w:t xml:space="preserve">6.8h），损伤面从单点扩展到四个场站——</w:t>
       </w:r>
       <w:r>
         <w:t xml:space="preserve"> </w:t>
       </w:r>
       <w:r>
         <w:rPr>
-          <w:rStyle w:val="VerbatimChar"/>
-        </w:rPr>
-        <w:t xml:space="preserve">output/asda_simulation_report.json</w:t>
+          <w:rFonts w:hint="eastAsia"/>
+        </w:rPr>
+        <w:t xml:space="preserve">量化刻画了饱和攻击对</w:t>
+      </w:r>
+      <w:r>
+        <w:t xml:space="preserve"> ACE </w:t>
+      </w:r>
+      <w:r>
+        <w:rPr>
+          <w:rFonts w:hint="eastAsia"/>
+        </w:rPr>
+        <w:t xml:space="preserve">体系恢复能力的非线性压力；而两种场景下飞机零损失，</w:t>
       </w:r>
       <w:r>
         <w:t xml:space="preserve"> </w:t>
@@ -2337,86 +2826,17 @@
         <w:rPr>
           <w:rFonts w:hint="eastAsia"/>
         </w:rPr>
-        <w:t xml:space="preserve">的</w:t>
-      </w:r>
-      <w:r>
-        <w:t xml:space="preserve"> </w:t>
-      </w:r>
-      <w:r>
-        <w:rPr>
-          <w:rStyle w:val="VerbatimChar"/>
-        </w:rPr>
-        <w:t xml:space="preserve">damage_report</w:t>
-      </w:r>
-      <w:r>
-        <w:t xml:space="preserve"> </w:t>
-      </w:r>
-      <w:r>
-        <w:t xml:space="preserve">/</w:t>
-      </w:r>
-      <w:r>
-        <w:t xml:space="preserve"> </w:t>
-      </w:r>
-      <w:r>
-        <w:rPr>
-          <w:rStyle w:val="VerbatimChar"/>
-        </w:rPr>
-        <w:t xml:space="preserve">deployment_plan</w:t>
-      </w:r>
-      <w:r>
-        <w:t xml:space="preserve"> </w:t>
-      </w:r>
-      <w:r>
-        <w:t xml:space="preserve">/</w:t>
-      </w:r>
-      <w:r>
-        <w:t xml:space="preserve"> </w:t>
-      </w:r>
-      <w:r>
-        <w:rPr>
-          <w:rStyle w:val="VerbatimChar"/>
-        </w:rPr>
-        <w:t xml:space="preserve">transfer_plans</w:t>
-      </w:r>
-      <w:r>
-        <w:t xml:space="preserve"> </w:t>
-      </w:r>
-      <w:r>
-        <w:rPr>
-          <w:rFonts w:hint="eastAsia"/>
-        </w:rPr>
-        <w:t xml:space="preserve">字段</w:t>
-      </w:r>
-      <w:r>
-        <w:t xml:space="preserve"> </w:t>
-      </w:r>
-      <w:r>
-        <w:rPr>
-          <w:rFonts w:hint="eastAsia"/>
-        </w:rPr>
-        <w:t xml:space="preserve">（提取脚本：</w:t>
-      </w:r>
-      <w:r>
-        <w:rPr>
-          <w:rStyle w:val="VerbatimChar"/>
-        </w:rPr>
-        <w:t xml:space="preserve">extract_spec_metrics.py</w:t>
-      </w:r>
-      <w:r>
-        <w:rPr>
-          <w:rFonts w:hint="eastAsia"/>
-        </w:rPr>
-        <w:t xml:space="preserve">）。</w:t>
+        <w:t xml:space="preserve">验证了「疏散先于落弹」的转移规划在威胁告警窗内的有效性。</w:t>
       </w:r>
     </w:p>
-    <w:bookmarkEnd w:id="17"/>
-    <w:bookmarkStart w:id="18" w:name="运行方式"/>
+    <w:bookmarkEnd w:id="18"/>
+    <w:bookmarkStart w:id="19" w:name="运行方式"/>
     <w:p>
       <w:pPr>
         <w:pStyle w:val="Heading3"/>
       </w:pPr>
       <w:r>
-        <w:t xml:space="preserve">5.3 </w:t>
+        <w:t xml:space="preserve">5.4 </w:t>
       </w:r>
       <w:r>
         <w:rPr>
@@ -2535,7 +2955,7 @@
         <w:rPr>
           <w:rStyle w:val="NormalTok"/>
         </w:rPr>
-        <w:t xml:space="preserve"> 50   </w:t>
+        <w:t xml:space="preserve"> 100  </w:t>
       </w:r>
       <w:r>
         <w:rPr>
@@ -2582,9 +3002,9 @@
         <w:t xml:space="preserve">（部署方案地图）。</w:t>
       </w:r>
     </w:p>
-    <w:bookmarkEnd w:id="18"/>
     <w:bookmarkEnd w:id="19"/>
     <w:bookmarkEnd w:id="20"/>
+    <w:bookmarkEnd w:id="21"/>
     <w:sectPr>
       <w:footnotePr>
         <w:numRestart w:val="eachSect"/>
